--- a/public/files/maths-hint-cards-teacher-controlled.docx
+++ b/public/files/maths-hint-cards-teacher-controlled.docx
@@ -617,12 +617,13 @@
             <w:tcW w:type="dxa" w:w="1928"/>
           </w:tcPr>
           <w:p>
-            <w:r/>
+            <w:r>
+              <w:t>學生 Student</w:t>
+            </w:r>
             <w:r>
               <w:rPr>
                 <w:b/>
               </w:rPr>
-              <w:t>學生</w:t>
             </w:r>
           </w:p>
         </w:tc>
@@ -631,12 +632,13 @@
             <w:tcW w:type="dxa" w:w="1928"/>
           </w:tcPr>
           <w:p>
-            <w:r/>
+            <w:r>
+              <w:t>題目／題型 Task / type</w:t>
+            </w:r>
             <w:r>
               <w:rPr>
                 <w:b/>
               </w:rPr>
-              <w:t>題目／題型</w:t>
             </w:r>
           </w:p>
         </w:tc>
